--- a/MAU BB TO TUNG/THU TUC NHAP TRAI/mau de dua vao nha tam giu/THONG BAO/6. THÔNG BÁO CẤM GẶP MẶT.docx
+++ b/MAU BB TO TUNG/THU TUC NHAP TRAI/mau de dua vao nha tam giu/THONG BAO/6. THÔNG BÁO CẤM GẶP MẶT.docx
@@ -733,15 +733,7 @@
           <w:sz w:val="28"/>
           <w:szCs w:val="28"/>
         </w:rPr>
-        <w:t xml:space="preserve"> (PC)</w:t>
-      </w:r>
-      <w:r>
-        <w:rPr>
-          <w:rFonts w:ascii="Times New Roman" w:hAnsi="Times New Roman"/>
-          <w:sz w:val="28"/>
-          <w:szCs w:val="28"/>
-        </w:rPr>
-        <w:t xml:space="preserve"> </w:t>
+        <w:t xml:space="preserve"> (PC) </w:t>
       </w:r>
       <w:r>
         <w:rPr>
@@ -859,6 +851,7 @@
           <w:tab w:val="left" w:pos="5000"/>
         </w:tabs>
         <w:spacing w:after="100"/>
+        <w:jc w:val="both"/>
         <w:rPr>
           <w:rFonts w:ascii="Times New Roman" w:hAnsi="Times New Roman"/>
           <w:sz w:val="28"/>
@@ -901,6 +894,7 @@
     <w:p>
       <w:pPr>
         <w:spacing w:after="100"/>
+        <w:jc w:val="both"/>
         <w:rPr>
           <w:rFonts w:ascii="Times New Roman" w:hAnsi="Times New Roman"/>
           <w:sz w:val="28"/>
@@ -922,6 +916,7 @@
           <w:tab w:val="left" w:pos="1000"/>
         </w:tabs>
         <w:spacing w:after="100"/>
+        <w:jc w:val="both"/>
         <w:rPr>
           <w:rFonts w:ascii="Times New Roman" w:hAnsi="Times New Roman"/>
           <w:sz w:val="28"/>
@@ -967,6 +962,7 @@
           <w:tab w:val="left" w:pos="1000"/>
         </w:tabs>
         <w:spacing w:after="100"/>
+        <w:jc w:val="both"/>
         <w:rPr>
           <w:rFonts w:ascii="Times New Roman" w:hAnsi="Times New Roman"/>
           <w:sz w:val="28"/>
@@ -1017,6 +1013,7 @@
     <w:p>
       <w:pPr>
         <w:spacing w:after="100"/>
+        <w:jc w:val="both"/>
         <w:rPr>
           <w:rFonts w:ascii="Times New Roman" w:hAnsi="Times New Roman"/>
           <w:sz w:val="28"/>
@@ -1035,6 +1032,7 @@
     <w:p>
       <w:pPr>
         <w:spacing w:after="100"/>
+        <w:jc w:val="both"/>
         <w:rPr>
           <w:rFonts w:ascii="Times New Roman" w:hAnsi="Times New Roman"/>
           <w:sz w:val="28"/>
@@ -1063,64 +1061,86 @@
           <w:sz w:val="28"/>
           <w:szCs w:val="28"/>
         </w:rPr>
-        <w:t>cấp {doituong1_ngay_cap}</w:t>
-      </w:r>
-      <w:r>
-        <w:rPr>
-          <w:rFonts w:ascii="Times New Roman" w:hAnsi="Times New Roman"/>
-          <w:sz w:val="28"/>
-          <w:szCs w:val="28"/>
-        </w:rPr>
         <w:tab/>
-      </w:r>
-      <w:r>
-        <w:rPr>
-          <w:rFonts w:ascii="Times New Roman" w:hAnsi="Times New Roman"/>
-          <w:sz w:val="28"/>
-          <w:szCs w:val="28"/>
-        </w:rPr>
-        <w:t>Nơi cấp: {doituong1_noi_cap}</w:t>
       </w:r>
     </w:p>
     <w:p>
       <w:pPr>
         <w:spacing w:after="100"/>
-        <w:rPr>
-          <w:rFonts w:ascii="Times New Roman" w:hAnsi="Times New Roman"/>
-          <w:sz w:val="28"/>
-          <w:szCs w:val="28"/>
-        </w:rPr>
-      </w:pPr>
-      <w:r>
-        <w:rPr>
-          <w:rFonts w:ascii="Times New Roman" w:hAnsi="Times New Roman"/>
-          <w:sz w:val="28"/>
-          <w:szCs w:val="28"/>
-        </w:rPr>
-        <w:t xml:space="preserve">Nơi thường trú: {doituong1_noi_thuong_tru} </w:t>
+        <w:jc w:val="both"/>
+        <w:rPr>
+          <w:rFonts w:ascii="Times New Roman" w:hAnsi="Times New Roman"/>
+          <w:sz w:val="28"/>
+          <w:szCs w:val="28"/>
+        </w:rPr>
+      </w:pPr>
+      <w:r>
+        <w:rPr>
+          <w:rFonts w:ascii="Times New Roman" w:hAnsi="Times New Roman"/>
+          <w:sz w:val="28"/>
+          <w:szCs w:val="28"/>
+        </w:rPr>
+        <w:t>cấp {doituong1_ngay_cap}</w:t>
+      </w:r>
+      <w:r>
+        <w:rPr>
+          <w:rFonts w:ascii="Times New Roman" w:hAnsi="Times New Roman"/>
+          <w:sz w:val="28"/>
+          <w:szCs w:val="28"/>
+        </w:rPr>
+        <w:tab/>
+      </w:r>
+      <w:r>
+        <w:rPr>
+          <w:rFonts w:ascii="Times New Roman" w:hAnsi="Times New Roman"/>
+          <w:sz w:val="28"/>
+          <w:szCs w:val="28"/>
+        </w:rPr>
+        <w:t>Nơi cấp: {doituong1_noi_cap}</w:t>
       </w:r>
     </w:p>
     <w:p>
       <w:pPr>
         <w:spacing w:after="100"/>
-        <w:rPr>
-          <w:rFonts w:ascii="Times New Roman" w:hAnsi="Times New Roman"/>
-          <w:sz w:val="28"/>
-          <w:szCs w:val="28"/>
-        </w:rPr>
-      </w:pPr>
-      <w:r>
-        <w:rPr>
-          <w:rFonts w:ascii="Times New Roman" w:hAnsi="Times New Roman"/>
-          <w:sz w:val="28"/>
-          <w:szCs w:val="28"/>
-        </w:rPr>
-        <w:t>Nơi tạm trú: {doituong1_noi_tam_tru}</w:t>
+        <w:jc w:val="both"/>
+        <w:rPr>
+          <w:rFonts w:ascii="Times New Roman" w:hAnsi="Times New Roman"/>
+          <w:sz w:val="28"/>
+          <w:szCs w:val="28"/>
+        </w:rPr>
+      </w:pPr>
+      <w:r>
+        <w:rPr>
+          <w:rFonts w:ascii="Times New Roman" w:hAnsi="Times New Roman"/>
+          <w:sz w:val="28"/>
+          <w:szCs w:val="28"/>
+        </w:rPr>
+        <w:t xml:space="preserve">Nơi thường trú: {doituong1_noi_thuong_tru} </w:t>
       </w:r>
     </w:p>
     <w:p>
       <w:pPr>
         <w:spacing w:after="100"/>
+        <w:jc w:val="both"/>
+        <w:rPr>
+          <w:rFonts w:ascii="Times New Roman" w:hAnsi="Times New Roman"/>
+          <w:sz w:val="28"/>
+          <w:szCs w:val="28"/>
+        </w:rPr>
+      </w:pPr>
+      <w:r>
+        <w:rPr>
+          <w:rFonts w:ascii="Times New Roman" w:hAnsi="Times New Roman"/>
+          <w:sz w:val="28"/>
+          <w:szCs w:val="28"/>
+        </w:rPr>
+        <w:t>Nơi tạm trú: {doituong1_noi_tam_tru}</w:t>
+      </w:r>
+    </w:p>
+    <w:p>
+      <w:pPr>
+        <w:spacing w:after="100"/>
+        <w:jc w:val="both"/>
         <w:rPr>
           <w:rFonts w:ascii="Times New Roman" w:hAnsi="Times New Roman"/>
           <w:sz w:val="28"/>
@@ -1142,6 +1162,7 @@
           <w:tab w:val="left" w:pos="5000"/>
         </w:tabs>
         <w:spacing w:after="100"/>
+        <w:jc w:val="both"/>
         <w:rPr>
           <w:rFonts w:ascii="Times New Roman" w:hAnsi="Times New Roman"/>
           <w:sz w:val="28"/>
@@ -1216,6 +1237,7 @@
     <w:p>
       <w:pPr>
         <w:spacing w:after="100"/>
+        <w:jc w:val="both"/>
         <w:rPr>
           <w:rFonts w:ascii="Times New Roman" w:hAnsi="Times New Roman"/>
           <w:sz w:val="28"/>
@@ -1253,6 +1275,7 @@
           <w:tab w:val="left" w:pos="1000"/>
         </w:tabs>
         <w:spacing w:after="100"/>
+        <w:jc w:val="both"/>
         <w:rPr>
           <w:rFonts w:ascii="Times New Roman" w:hAnsi="Times New Roman"/>
           <w:sz w:val="28"/>
@@ -1322,6 +1345,7 @@
           <w:tab w:val="left" w:pos="1000"/>
         </w:tabs>
         <w:spacing w:after="100"/>
+        <w:jc w:val="both"/>
         <w:rPr>
           <w:rFonts w:ascii="Times New Roman" w:hAnsi="Times New Roman"/>
           <w:sz w:val="28"/>
@@ -1420,6 +1444,7 @@
     <w:p>
       <w:pPr>
         <w:spacing w:after="100"/>
+        <w:jc w:val="both"/>
         <w:rPr>
           <w:rFonts w:ascii="Times New Roman" w:hAnsi="Times New Roman"/>
           <w:sz w:val="28"/>
@@ -1454,6 +1479,7 @@
     <w:p>
       <w:pPr>
         <w:spacing w:after="100"/>
+        <w:jc w:val="both"/>
         <w:rPr>
           <w:rFonts w:ascii="Times New Roman" w:hAnsi="Times New Roman"/>
           <w:sz w:val="28"/>
@@ -1498,73 +1524,26 @@
           <w:sz w:val="28"/>
           <w:szCs w:val="28"/>
         </w:rPr>
-        <w:t>cấp {doituong</w:t>
-      </w:r>
-      <w:r>
-        <w:rPr>
-          <w:rFonts w:ascii="Times New Roman" w:hAnsi="Times New Roman"/>
-          <w:sz w:val="28"/>
-          <w:szCs w:val="28"/>
-        </w:rPr>
-        <w:t>2</w:t>
-      </w:r>
-      <w:r>
-        <w:rPr>
-          <w:rFonts w:ascii="Times New Roman" w:hAnsi="Times New Roman"/>
-          <w:sz w:val="28"/>
-          <w:szCs w:val="28"/>
-        </w:rPr>
-        <w:t>_ngay_cap}</w:t>
-      </w:r>
-      <w:r>
-        <w:rPr>
-          <w:rFonts w:ascii="Times New Roman" w:hAnsi="Times New Roman"/>
-          <w:sz w:val="28"/>
-          <w:szCs w:val="28"/>
-        </w:rPr>
         <w:tab/>
-      </w:r>
-      <w:r>
-        <w:rPr>
-          <w:rFonts w:ascii="Times New Roman" w:hAnsi="Times New Roman"/>
-          <w:sz w:val="28"/>
-          <w:szCs w:val="28"/>
-        </w:rPr>
-        <w:t>Nơi cấp: {doituong</w:t>
-      </w:r>
-      <w:r>
-        <w:rPr>
-          <w:rFonts w:ascii="Times New Roman" w:hAnsi="Times New Roman"/>
-          <w:sz w:val="28"/>
-          <w:szCs w:val="28"/>
-        </w:rPr>
-        <w:t>2</w:t>
-      </w:r>
-      <w:r>
-        <w:rPr>
-          <w:rFonts w:ascii="Times New Roman" w:hAnsi="Times New Roman"/>
-          <w:sz w:val="28"/>
-          <w:szCs w:val="28"/>
-        </w:rPr>
-        <w:t>_noi_cap}</w:t>
       </w:r>
     </w:p>
     <w:p>
       <w:pPr>
         <w:spacing w:after="100"/>
-        <w:rPr>
-          <w:rFonts w:ascii="Times New Roman" w:hAnsi="Times New Roman"/>
-          <w:sz w:val="28"/>
-          <w:szCs w:val="28"/>
-        </w:rPr>
-      </w:pPr>
-      <w:r>
-        <w:rPr>
-          <w:rFonts w:ascii="Times New Roman" w:hAnsi="Times New Roman"/>
-          <w:sz w:val="28"/>
-          <w:szCs w:val="28"/>
-        </w:rPr>
-        <w:t>Nơi thường trú: {doituong</w:t>
+        <w:jc w:val="both"/>
+        <w:rPr>
+          <w:rFonts w:ascii="Times New Roman" w:hAnsi="Times New Roman"/>
+          <w:sz w:val="28"/>
+          <w:szCs w:val="28"/>
+        </w:rPr>
+      </w:pPr>
+      <w:r>
+        <w:rPr>
+          <w:rFonts w:ascii="Times New Roman" w:hAnsi="Times New Roman"/>
+          <w:sz w:val="28"/>
+          <w:szCs w:val="28"/>
+        </w:rPr>
+        <w:t>cấp {doituong</w:t>
       </w:r>
       <w:r>
         <w:rPr>
@@ -1580,25 +1559,58 @@
           <w:sz w:val="28"/>
           <w:szCs w:val="28"/>
         </w:rPr>
-        <w:t xml:space="preserve">_noi_thuong_tru} </w:t>
+        <w:t>_ngay_cap}</w:t>
+      </w:r>
+      <w:r>
+        <w:rPr>
+          <w:rFonts w:ascii="Times New Roman" w:hAnsi="Times New Roman"/>
+          <w:sz w:val="28"/>
+          <w:szCs w:val="28"/>
+        </w:rPr>
+        <w:tab/>
+      </w:r>
+      <w:r>
+        <w:rPr>
+          <w:rFonts w:ascii="Times New Roman" w:hAnsi="Times New Roman"/>
+          <w:sz w:val="28"/>
+          <w:szCs w:val="28"/>
+        </w:rPr>
+        <w:t>Nơi cấp: {doituong</w:t>
+      </w:r>
+      <w:r>
+        <w:rPr>
+          <w:rFonts w:ascii="Times New Roman" w:hAnsi="Times New Roman"/>
+          <w:sz w:val="28"/>
+          <w:szCs w:val="28"/>
+        </w:rPr>
+        <w:t>2</w:t>
+      </w:r>
+      <w:r>
+        <w:rPr>
+          <w:rFonts w:ascii="Times New Roman" w:hAnsi="Times New Roman"/>
+          <w:sz w:val="28"/>
+          <w:szCs w:val="28"/>
+        </w:rPr>
+        <w:t>_noi_cap}</w:t>
       </w:r>
     </w:p>
     <w:p>
       <w:pPr>
         <w:spacing w:after="100"/>
-        <w:rPr>
-          <w:rFonts w:ascii="Times New Roman" w:hAnsi="Times New Roman"/>
-          <w:sz w:val="28"/>
-          <w:szCs w:val="28"/>
-        </w:rPr>
-      </w:pPr>
-      <w:r>
-        <w:rPr>
-          <w:rFonts w:ascii="Times New Roman" w:hAnsi="Times New Roman"/>
-          <w:sz w:val="28"/>
-          <w:szCs w:val="28"/>
-        </w:rPr>
-        <w:t>Nơi tạm trú: {doituong</w:t>
+        <w:jc w:val="both"/>
+        <w:rPr>
+          <w:rFonts w:ascii="Times New Roman" w:hAnsi="Times New Roman"/>
+          <w:sz w:val="28"/>
+          <w:szCs w:val="28"/>
+        </w:rPr>
+      </w:pPr>
+      <w:r>
+        <w:rPr>
+          <w:rFonts w:ascii="Times New Roman" w:hAnsi="Times New Roman"/>
+          <w:sz w:val="28"/>
+          <w:szCs w:val="28"/>
+        </w:rPr>
+        <w:t>Nơi thường trú: {doituong</w:t>
       </w:r>
       <w:r>
         <w:rPr>
@@ -1614,25 +1626,26 @@
           <w:sz w:val="28"/>
           <w:szCs w:val="28"/>
         </w:rPr>
-        <w:t>_noi_tam_tru}</w:t>
+        <w:t xml:space="preserve">_noi_thuong_tru} </w:t>
       </w:r>
     </w:p>
     <w:p>
       <w:pPr>
         <w:spacing w:after="100"/>
-        <w:rPr>
-          <w:rFonts w:ascii="Times New Roman" w:hAnsi="Times New Roman"/>
-          <w:sz w:val="28"/>
-          <w:szCs w:val="28"/>
-        </w:rPr>
-      </w:pPr>
-      <w:r>
-        <w:rPr>
-          <w:rFonts w:ascii="Times New Roman" w:hAnsi="Times New Roman"/>
-          <w:sz w:val="28"/>
-          <w:szCs w:val="28"/>
-        </w:rPr>
-        <w:t>Nơi ở hiện tại: {doituong</w:t>
+        <w:jc w:val="both"/>
+        <w:rPr>
+          <w:rFonts w:ascii="Times New Roman" w:hAnsi="Times New Roman"/>
+          <w:sz w:val="28"/>
+          <w:szCs w:val="28"/>
+        </w:rPr>
+      </w:pPr>
+      <w:r>
+        <w:rPr>
+          <w:rFonts w:ascii="Times New Roman" w:hAnsi="Times New Roman"/>
+          <w:sz w:val="28"/>
+          <w:szCs w:val="28"/>
+        </w:rPr>
+        <w:t>Nơi tạm trú: {doituong</w:t>
       </w:r>
       <w:r>
         <w:rPr>
@@ -1648,72 +1661,107 @@
           <w:sz w:val="28"/>
           <w:szCs w:val="28"/>
         </w:rPr>
-        <w:t>_noi_o_hien_tai}</w:t>
+        <w:t>_noi_tam_tru}</w:t>
       </w:r>
     </w:p>
     <w:p>
       <w:pPr>
         <w:spacing w:after="100"/>
-        <w:ind w:firstLine="720"/>
-        <w:rPr>
-          <w:rFonts w:ascii="Times New Roman" w:hAnsi="Times New Roman"/>
-          <w:sz w:val="28"/>
-          <w:szCs w:val="28"/>
-        </w:rPr>
-      </w:pPr>
-      <w:r>
-        <w:rPr>
-          <w:rFonts w:ascii="Times New Roman" w:hAnsi="Times New Roman"/>
-          <w:sz w:val="28"/>
-          <w:szCs w:val="28"/>
-        </w:rPr>
-        <w:t xml:space="preserve">Do thấy người bị tạm giữ/giam gặp thân nhân có ảnh hưởng nghiêm trọng đến việc giải quyết vuh án của </w:t>
-      </w:r>
-      <w:r>
-        <w:rPr>
-          <w:rFonts w:ascii="Times New Roman" w:hAnsi="Times New Roman"/>
-          <w:sz w:val="28"/>
-          <w:szCs w:val="28"/>
-          <w:lang w:val="vi-VN"/>
-        </w:rPr>
-        <w:t>Cơ quan CSĐT</w:t>
-      </w:r>
-      <w:r>
-        <w:rPr>
-          <w:rFonts w:ascii="Times New Roman" w:hAnsi="Times New Roman"/>
-          <w:sz w:val="28"/>
-          <w:szCs w:val="28"/>
-        </w:rPr>
-        <w:t xml:space="preserve"> </w:t>
-      </w:r>
-      <w:r>
-        <w:rPr>
-          <w:rFonts w:ascii="Times New Roman" w:hAnsi="Times New Roman"/>
-          <w:color w:val="FF0000"/>
-          <w:sz w:val="28"/>
-          <w:szCs w:val="28"/>
-        </w:rPr>
-        <w:t xml:space="preserve">(PC) </w:t>
-      </w:r>
-      <w:r>
-        <w:rPr>
-          <w:rFonts w:ascii="Times New Roman" w:hAnsi="Times New Roman"/>
-          <w:sz w:val="28"/>
-          <w:szCs w:val="28"/>
-        </w:rPr>
-        <w:t>– Công an TP.Hồ Chí Minh</w:t>
-      </w:r>
-      <w:r>
-        <w:rPr>
-          <w:rFonts w:ascii="Times New Roman" w:hAnsi="Times New Roman"/>
-          <w:sz w:val="28"/>
-          <w:szCs w:val="28"/>
-        </w:rPr>
-        <w:t>.</w:t>
+        <w:jc w:val="both"/>
+        <w:rPr>
+          <w:rFonts w:ascii="Times New Roman" w:hAnsi="Times New Roman"/>
+          <w:sz w:val="28"/>
+          <w:szCs w:val="28"/>
+        </w:rPr>
+      </w:pPr>
+      <w:r>
+        <w:rPr>
+          <w:rFonts w:ascii="Times New Roman" w:hAnsi="Times New Roman"/>
+          <w:sz w:val="28"/>
+          <w:szCs w:val="28"/>
+        </w:rPr>
+        <w:t>Nơi ở hiện tại: {doituong</w:t>
+      </w:r>
+      <w:r>
+        <w:rPr>
+          <w:rFonts w:ascii="Times New Roman" w:hAnsi="Times New Roman"/>
+          <w:sz w:val="28"/>
+          <w:szCs w:val="28"/>
+        </w:rPr>
+        <w:t>2</w:t>
+      </w:r>
+      <w:r>
+        <w:rPr>
+          <w:rFonts w:ascii="Times New Roman" w:hAnsi="Times New Roman"/>
+          <w:sz w:val="28"/>
+          <w:szCs w:val="28"/>
+        </w:rPr>
+        <w:t>_noi_o_hien_tai}</w:t>
       </w:r>
     </w:p>
     <w:p>
       <w:pPr>
+        <w:spacing w:after="100"/>
+        <w:ind w:firstLine="720"/>
+        <w:rPr>
+          <w:rFonts w:ascii="Times New Roman" w:hAnsi="Times New Roman"/>
+          <w:sz w:val="28"/>
+          <w:szCs w:val="28"/>
+        </w:rPr>
+      </w:pPr>
+      <w:r>
+        <w:rPr>
+          <w:rFonts w:ascii="Times New Roman" w:hAnsi="Times New Roman"/>
+          <w:sz w:val="28"/>
+          <w:szCs w:val="28"/>
+        </w:rPr>
+        <w:t xml:space="preserve">Do thấy người bị tạm giữ/giam gặp thân nhân có ảnh hưởng nghiêm trọng đến việc giải quyết vuh án của </w:t>
+      </w:r>
+      <w:r>
+        <w:rPr>
+          <w:rFonts w:ascii="Times New Roman" w:hAnsi="Times New Roman"/>
+          <w:sz w:val="28"/>
+          <w:szCs w:val="28"/>
+          <w:lang w:val="vi-VN"/>
+        </w:rPr>
+        <w:t>Cơ quan CSĐT</w:t>
+      </w:r>
+      <w:r>
+        <w:rPr>
+          <w:rFonts w:ascii="Times New Roman" w:hAnsi="Times New Roman"/>
+          <w:sz w:val="28"/>
+          <w:szCs w:val="28"/>
+        </w:rPr>
+        <w:t xml:space="preserve"> </w:t>
+      </w:r>
+      <w:r>
+        <w:rPr>
+          <w:rFonts w:ascii="Times New Roman" w:hAnsi="Times New Roman"/>
+          <w:color w:val="FF0000"/>
+          <w:sz w:val="28"/>
+          <w:szCs w:val="28"/>
+        </w:rPr>
+        <w:t xml:space="preserve">(PC) </w:t>
+      </w:r>
+      <w:r>
+        <w:rPr>
+          <w:rFonts w:ascii="Times New Roman" w:hAnsi="Times New Roman"/>
+          <w:sz w:val="28"/>
+          <w:szCs w:val="28"/>
+        </w:rPr>
+        <w:t>– Công an TP.Hồ Chí Minh</w:t>
+      </w:r>
+      <w:r>
+        <w:rPr>
+          <w:rFonts w:ascii="Times New Roman" w:hAnsi="Times New Roman"/>
+          <w:sz w:val="28"/>
+          <w:szCs w:val="28"/>
+        </w:rPr>
+        <w:t>.</w:t>
+      </w:r>
+    </w:p>
+    <w:p>
+      <w:pPr>
         <w:spacing w:before="120" w:after="120"/>
         <w:jc w:val="both"/>
         <w:rPr>
@@ -1866,47 +1914,7 @@
           <w:sz w:val="28"/>
           <w:szCs w:val="28"/>
         </w:rPr>
-        <w:t>cho</w:t>
-      </w:r>
-      <w:r>
-        <w:rPr>
-          <w:rFonts w:ascii="Times New Roman" w:hAnsi="Times New Roman"/>
-          <w:sz w:val="28"/>
-          <w:szCs w:val="28"/>
-        </w:rPr>
-        <w:t xml:space="preserve"> người bị tạm giữ/giam </w:t>
-      </w:r>
-      <w:r>
-        <w:rPr>
-          <w:rFonts w:ascii="Times New Roman" w:hAnsi="Times New Roman"/>
-          <w:sz w:val="28"/>
-          <w:szCs w:val="28"/>
-        </w:rPr>
-        <w:t xml:space="preserve">nêu trên </w:t>
-      </w:r>
-      <w:r>
-        <w:rPr>
-          <w:rFonts w:ascii="Times New Roman" w:hAnsi="Times New Roman"/>
-          <w:sz w:val="28"/>
-          <w:szCs w:val="28"/>
-        </w:rPr>
-        <w:t xml:space="preserve">gặp </w:t>
-      </w:r>
-      <w:r>
-        <w:rPr>
-          <w:rFonts w:ascii="Times New Roman" w:hAnsi="Times New Roman"/>
-          <w:sz w:val="28"/>
-          <w:szCs w:val="28"/>
-        </w:rPr>
-        <w:t xml:space="preserve">mặt </w:t>
-      </w:r>
-      <w:r>
-        <w:rPr>
-          <w:rFonts w:ascii="Times New Roman" w:hAnsi="Times New Roman"/>
-          <w:sz w:val="28"/>
-          <w:szCs w:val="28"/>
-        </w:rPr>
-        <w:t>thân nhân</w:t>
+        <w:t>cho người bị tạm giữ/giam nêu trên gặp mặt thân nhân</w:t>
       </w:r>
       <w:r>
         <w:rPr>
